--- a/lab2/Lab2_DragosNedelea_FAF-241.docx
+++ b/lab2/Lab2_DragosNedelea_FAF-241.docx
@@ -4,11 +4,13 @@
   <w:body>
     <w:p>
       <w:pPr>
+        <w:spacing w:after="480"/>
         <w:jc w:val="center"/>
       </w:pPr>
       <w:r>
         <w:rPr>
           <w:rFonts w:ascii="Times New Roman" w:hAnsi="Times New Roman"/>
+          <w:b/>
           <w:sz w:val="22"/>
         </w:rPr>
         <w:t>MINISTRY OF EDUCATION AND RESEARCH OF THE REPUBLIC OF MOLDOVA</w:t>
@@ -19,13 +21,16 @@
         <w:br/>
         <w:t>Department of Software Engineering and Automation</w:t>
         <w:br/>
-        <w:br/>
-        <w:br/>
-        <w:br/>
       </w:r>
     </w:p>
     <w:p>
       <w:pPr>
+        <w:spacing w:before="800"/>
+      </w:pPr>
+    </w:p>
+    <w:p>
+      <w:pPr>
+        <w:spacing w:after="240"/>
         <w:jc w:val="center"/>
       </w:pPr>
       <w:r>
@@ -45,34 +50,32 @@
       <w:r>
         <w:rPr>
           <w:rFonts w:ascii="Times New Roman" w:hAnsi="Times New Roman"/>
+          <w:i/>
           <w:sz w:val="26"/>
         </w:rPr>
         <w:t>Topic: Meet the OS You Will Build (xv6)</w:t>
-        <w:br/>
-        <w:br/>
-        <w:br/>
-        <w:br/>
         <w:br/>
       </w:r>
     </w:p>
     <w:p>
       <w:pPr>
+        <w:spacing w:before="1600"/>
+      </w:pPr>
+    </w:p>
+    <w:p>
+      <w:pPr>
+        <w:spacing w:after="1600"/>
         <w:jc w:val="right"/>
       </w:pPr>
       <w:r>
         <w:rPr>
           <w:rFonts w:ascii="Times New Roman" w:hAnsi="Times New Roman"/>
+          <w:b/>
           <w:sz w:val="24"/>
         </w:rPr>
         <w:t>Done by: st. gr. FAF-241, Dragos Nedelea</w:t>
         <w:br/>
-        <w:t>Checked by: Reitman Patricia</w:t>
-        <w:br/>
-        <w:br/>
-        <w:br/>
-        <w:br/>
-        <w:br/>
-        <w:br/>
+        <w:t>Checked by: Patricia Reițman</w:t>
         <w:br/>
       </w:r>
     </w:p>
@@ -85,7 +88,7 @@
           <w:rFonts w:ascii="Times New Roman" w:hAnsi="Times New Roman"/>
           <w:sz w:val="24"/>
         </w:rPr>
-        <w:t>Chisinau – 2026</w:t>
+        <w:t>Chișinău 2026</w:t>
       </w:r>
     </w:p>
     <w:p>
@@ -96,306 +99,1387 @@
     <w:p>
       <w:pPr>
         <w:pStyle w:val="Heading1"/>
+        <w:spacing w:before="280" w:after="120"/>
       </w:pPr>
       <w:r>
-        <w:t>Operating Systems · Lab 2: Meet the OS You Will Build (xv6)</w:t>
+        <w:rPr>
+          <w:rFonts w:ascii="Times New Roman" w:hAnsi="Times New Roman"/>
+          <w:b/>
+          <w:color w:val="0F2D59"/>
+          <w:sz w:val="28"/>
+        </w:rPr>
+        <w:t>Purpose of the Work (Scopul lucrării)</w:t>
       </w:r>
     </w:p>
     <w:p>
+      <w:pPr>
+        <w:spacing w:before="40" w:after="80" w:line="276" w:lineRule="auto"/>
+      </w:pPr>
       <w:r>
-        <w:t xml:space="preserve">**Course:** Operating Systems (OS 2026-2027)  </w:t>
+        <w:rPr>
+          <w:rFonts w:ascii="Times New Roman" w:hAnsi="Times New Roman"/>
+          <w:sz w:val="22"/>
+        </w:rPr>
+        <w:t xml:space="preserve">The objective of this laboratory is to build, boot, explore, and modify an educational operating system, </w:t>
+      </w:r>
+      <w:r>
+        <w:rPr>
+          <w:rFonts w:ascii="Times New Roman" w:hAnsi="Times New Roman"/>
+          <w:b/>
+          <w:sz w:val="22"/>
+        </w:rPr>
+        <w:t>xv6-riscv</w:t>
+      </w:r>
+      <w:r>
+        <w:rPr>
+          <w:rFonts w:ascii="Times New Roman" w:hAnsi="Times New Roman"/>
+          <w:sz w:val="22"/>
+        </w:rPr>
+        <w:t xml:space="preserve"> (a modern reimplementation of UNIX Version 6 in ~9,000 lines of C running on the RISC-V architecture under QEMU). Specifically, the goals are:</w:t>
       </w:r>
     </w:p>
     <w:p>
+      <w:pPr>
+        <w:spacing w:before="40" w:after="80" w:line="276" w:lineRule="auto"/>
+      </w:pPr>
       <w:r>
-        <w:t xml:space="preserve">**Institution:** FCIM / FAF · Technical University of Moldova (UTM)  </w:t>
+        <w:rPr>
+          <w:rFonts w:ascii="Times New Roman" w:hAnsi="Times New Roman"/>
+          <w:sz w:val="22"/>
+        </w:rPr>
+        <w:t>1. Compiling and booting the xv6 kernel and userland tools using the `riscv64` cross-compiler.</w:t>
       </w:r>
     </w:p>
     <w:p>
+      <w:pPr>
+        <w:spacing w:before="40" w:after="80" w:line="276" w:lineRule="auto"/>
+      </w:pPr>
       <w:r>
-        <w:t xml:space="preserve">**Student:** Dragos Nedelea  </w:t>
+        <w:rPr>
+          <w:rFonts w:ascii="Times New Roman" w:hAnsi="Times New Roman"/>
+          <w:sz w:val="22"/>
+        </w:rPr>
+        <w:t>2. Exploring the essential UNIX shell environment and utilities provided by xv6 (`ls`, `cat`, `grep`, `wc`, pipelines).</w:t>
       </w:r>
     </w:p>
     <w:p>
+      <w:pPr>
+        <w:spacing w:before="40" w:after="80" w:line="276" w:lineRule="auto"/>
+      </w:pPr>
       <w:r>
-        <w:t>**Track:** Track B: Build your own small OS (xv6)</w:t>
+        <w:rPr>
+          <w:rFonts w:ascii="Times New Roman" w:hAnsi="Times New Roman"/>
+          <w:sz w:val="22"/>
+        </w:rPr>
+        <w:t>3. Analyzing the fundamental architectural separation between privileged supervisor mode (`kernel/`) and unprivileged user mode (`user/`).</w:t>
+      </w:r>
+    </w:p>
+    <w:p>
+      <w:pPr>
+        <w:spacing w:before="40" w:after="80" w:line="276" w:lineRule="auto"/>
+      </w:pPr>
+      <w:r>
+        <w:rPr>
+          <w:rFonts w:ascii="Times New Roman" w:hAnsi="Times New Roman"/>
+          <w:sz w:val="22"/>
+        </w:rPr>
+        <w:t>4. Writing, registering in the build system (`Makefile` with `UPROGS`), and testing custom user-space utility programs: `sleep.c` (using the `pause()` system call on current xv6) and `pingpong.c` (demonstrating two-way pipe IPC).</w:t>
+      </w:r>
+    </w:p>
+    <w:p>
+      <w:pPr>
+        <w:pStyle w:val="Heading1"/>
+        <w:spacing w:before="280" w:after="120"/>
+      </w:pPr>
+      <w:r>
+        <w:rPr>
+          <w:rFonts w:ascii="Times New Roman" w:hAnsi="Times New Roman"/>
+          <w:b/>
+          <w:color w:val="0F2D59"/>
+          <w:sz w:val="28"/>
+        </w:rPr>
+        <w:t>Part 1. Build It and Boot It</w:t>
+      </w:r>
+    </w:p>
+    <w:p>
+      <w:pPr>
+        <w:spacing w:before="40" w:after="80" w:line="276" w:lineRule="auto"/>
+      </w:pPr>
+      <w:r>
+        <w:rPr>
+          <w:rFonts w:ascii="Times New Roman" w:hAnsi="Times New Roman"/>
+          <w:sz w:val="22"/>
+        </w:rPr>
+        <w:t>Compiling the kernel and user programs, and launching xv6 in QEMU:</w:t>
+      </w:r>
+    </w:p>
+    <w:tbl>
+      <w:tblPr>
+        <w:tblW w:type="auto" w:w="0"/>
+        <w:tblLayout w:type="fixed"/>
+        <w:tblLook w:firstColumn="1" w:firstRow="1" w:lastColumn="0" w:lastRow="0" w:noHBand="0" w:noVBand="1" w:val="04A0"/>
+      </w:tblPr>
+      <w:tblGrid>
+        <w:gridCol w:w="9360"/>
+      </w:tblGrid>
+      <w:tr>
+        <w:tc>
+          <w:tcPr>
+            <w:tcW w:type="dxa" w:w="9360"/>
+            <w:shd w:fill="F4F5F7"/>
+            <w:tcMar>
+              <w:top w:w="120" w:type="dxa"/>
+              <w:bottom w:w="120" w:type="dxa"/>
+              <w:left w:w="180" w:type="dxa"/>
+              <w:right w:w="180" w:type="dxa"/>
+            </w:tcMar>
+          </w:tcPr>
+          <w:p>
+            <w:pPr>
+              <w:spacing w:before="40" w:after="40"/>
+            </w:pPr>
+            <w:r>
+              <w:rPr>
+                <w:rFonts w:ascii="Courier New" w:hAnsi="Courier New"/>
+                <w:color w:val="24292E"/>
+                <w:sz w:val="18"/>
+              </w:rPr>
+              <w:t>cd ~/xv6-riscv</w:t>
+              <w:br/>
+              <w:t>make qemu</w:t>
+            </w:r>
+          </w:p>
+        </w:tc>
+      </w:tr>
+    </w:tbl>
+    <w:p>
+      <w:pPr>
+        <w:spacing w:before="0" w:after="80"/>
+      </w:pPr>
+    </w:p>
+    <w:tbl>
+      <w:tblPr>
+        <w:tblW w:type="auto" w:w="0"/>
+        <w:tblLayout w:type="fixed"/>
+        <w:tblLook w:firstColumn="1" w:firstRow="1" w:lastColumn="0" w:lastRow="0" w:noHBand="0" w:noVBand="1" w:val="04A0"/>
+      </w:tblPr>
+      <w:tblGrid>
+        <w:gridCol w:w="9360"/>
+      </w:tblGrid>
+      <w:tr>
+        <w:tc>
+          <w:tcPr>
+            <w:tcW w:type="dxa" w:w="9360"/>
+            <w:shd w:fill="F4F5F7"/>
+            <w:tcMar>
+              <w:top w:w="120" w:type="dxa"/>
+              <w:bottom w:w="120" w:type="dxa"/>
+              <w:left w:w="180" w:type="dxa"/>
+              <w:right w:w="180" w:type="dxa"/>
+            </w:tcMar>
+          </w:tcPr>
+          <w:p>
+            <w:pPr>
+              <w:spacing w:before="40" w:after="40"/>
+            </w:pPr>
+            <w:r>
+              <w:rPr>
+                <w:rFonts w:ascii="Courier New" w:hAnsi="Courier New"/>
+                <w:color w:val="24292E"/>
+                <w:sz w:val="18"/>
+              </w:rPr>
+              <w:t>qemu-system-riscv64 -machine virt -bios none -kernel kernel/kernel -m 128M -smp 3 -nographic -global virtio-mmio.force-legacy=false -drive file=fs.img,if=none,format=raw,id=x0 -device virtio-blk-device,drive=x0,bus=virtio-mmio-bus.0</w:t>
+              <w:br/>
+              <w:br/>
+              <w:t>xv6 kernel is booting</w:t>
+              <w:br/>
+              <w:br/>
+              <w:t>hart 2 starting</w:t>
+              <w:br/>
+              <w:t>hart 1 starting</w:t>
+              <w:br/>
+              <w:t>init: starting sh</w:t>
+              <w:br/>
+              <w:t xml:space="preserve">$ </w:t>
+            </w:r>
+          </w:p>
+        </w:tc>
+      </w:tr>
+    </w:tbl>
+    <w:p>
+      <w:pPr>
+        <w:spacing w:before="0" w:after="80"/>
+      </w:pPr>
+    </w:p>
+    <w:p>
+      <w:pPr>
+        <w:spacing w:before="40" w:after="200"/>
+        <w:jc w:val="center"/>
+      </w:pPr>
+      <w:r>
+        <w:rPr>
+          <w:rFonts w:ascii="Times New Roman" w:hAnsi="Times New Roman"/>
+          <w:b/>
+          <w:i/>
+          <w:color w:val="333333"/>
+          <w:sz w:val="20"/>
+        </w:rPr>
+        <w:t>Figure 2.1 – xv6-riscv compilation and boot sequence inside QEMU.</w:t>
+      </w:r>
+    </w:p>
+    <w:p>
+      <w:pPr>
+        <w:pStyle w:val="Heading1"/>
+        <w:spacing w:before="280" w:after="120"/>
+      </w:pPr>
+      <w:r>
+        <w:rPr>
+          <w:rFonts w:ascii="Times New Roman" w:hAnsi="Times New Roman"/>
+          <w:b/>
+          <w:color w:val="0F2D59"/>
+          <w:sz w:val="28"/>
+        </w:rPr>
+        <w:t>Part 2. Use xv6 as the Unix It Is</w:t>
+      </w:r>
+    </w:p>
+    <w:p>
+      <w:pPr>
+        <w:spacing w:before="40" w:after="80" w:line="276" w:lineRule="auto"/>
+      </w:pPr>
+      <w:r>
+        <w:rPr>
+          <w:rFonts w:ascii="Times New Roman" w:hAnsi="Times New Roman"/>
+          <w:sz w:val="22"/>
+        </w:rPr>
+        <w:t>Testing built-in utilities and pipelines inside xv6:</w:t>
+      </w:r>
+    </w:p>
+    <w:tbl>
+      <w:tblPr>
+        <w:tblW w:type="auto" w:w="0"/>
+        <w:tblLayout w:type="fixed"/>
+        <w:tblLook w:firstColumn="1" w:firstRow="1" w:lastColumn="0" w:lastRow="0" w:noHBand="0" w:noVBand="1" w:val="04A0"/>
+      </w:tblPr>
+      <w:tblGrid>
+        <w:gridCol w:w="9360"/>
+      </w:tblGrid>
+      <w:tr>
+        <w:tc>
+          <w:tcPr>
+            <w:tcW w:type="dxa" w:w="9360"/>
+            <w:shd w:fill="F4F5F7"/>
+            <w:tcMar>
+              <w:top w:w="120" w:type="dxa"/>
+              <w:bottom w:w="120" w:type="dxa"/>
+              <w:left w:w="180" w:type="dxa"/>
+              <w:right w:w="180" w:type="dxa"/>
+            </w:tcMar>
+          </w:tcPr>
+          <w:p>
+            <w:pPr>
+              <w:spacing w:before="40" w:after="40"/>
+            </w:pPr>
+            <w:r>
+              <w:rPr>
+                <w:rFonts w:ascii="Courier New" w:hAnsi="Courier New"/>
+                <w:color w:val="24292E"/>
+                <w:sz w:val="18"/>
+              </w:rPr>
+              <w:t>$ ls</w:t>
+              <w:br/>
+              <w:t>.              1 1 1024</w:t>
+              <w:br/>
+              <w:t>..             1 1 1024</w:t>
+              <w:br/>
+              <w:t>README         2 2 2441</w:t>
+              <w:br/>
+              <w:t>cat            2 3 34048</w:t>
+              <w:br/>
+              <w:t>echo           2 4 32904</w:t>
+              <w:br/>
+              <w:t>forktest       2 5 15824</w:t>
+              <w:br/>
+              <w:t>grep           2 6 37488</w:t>
+              <w:br/>
+              <w:t>init           2 7 33816</w:t>
+              <w:br/>
+              <w:t>kill           2 8 32776</w:t>
+              <w:br/>
+              <w:t>ln             2 9 32664</w:t>
+              <w:br/>
+              <w:t>ls             2 10 36144</w:t>
+              <w:br/>
+              <w:t>mkdir          2 11 32944</w:t>
+              <w:br/>
+              <w:t>rm             2 12 32920</w:t>
+              <w:br/>
+              <w:t>sh             2 13 54064</w:t>
+              <w:br/>
+              <w:t>stressfs       2 14 34008</w:t>
+              <w:br/>
+              <w:t>usertests      2 15 178520</w:t>
+              <w:br/>
+              <w:t>grind          2 16 48000</w:t>
+              <w:br/>
+              <w:t>wc             2 17 35080</w:t>
+              <w:br/>
+              <w:t>zombie         2 18 32264</w:t>
+              <w:br/>
+              <w:t>console        3 19 0</w:t>
+              <w:br/>
+              <w:br/>
+              <w:t>$ cat README | grep xv6</w:t>
+              <w:br/>
+              <w:t>xv6 is a re-implementation of Dennis Ritchie's and Ken Thompson's Unix</w:t>
+              <w:br/>
+              <w:t>Version 6 (v6).  xv6 loosely follows the structure and style of v6,</w:t>
+            </w:r>
+          </w:p>
+        </w:tc>
+      </w:tr>
+    </w:tbl>
+    <w:p>
+      <w:pPr>
+        <w:spacing w:before="0" w:after="80"/>
+      </w:pPr>
+    </w:p>
+    <w:p>
+      <w:pPr>
+        <w:spacing w:before="40" w:after="200"/>
+        <w:jc w:val="center"/>
+      </w:pPr>
+      <w:r>
+        <w:rPr>
+          <w:rFonts w:ascii="Times New Roman" w:hAnsi="Times New Roman"/>
+          <w:b/>
+          <w:i/>
+          <w:color w:val="333333"/>
+          <w:sz w:val="20"/>
+        </w:rPr>
+        <w:t>Figure 2.2 – Executing directory listings and inter-process pipelines inside xv6.</w:t>
       </w:r>
     </w:p>
     <w:p>
       <w:pPr>
         <w:pStyle w:val="Heading2"/>
+        <w:spacing w:before="200" w:after="80"/>
       </w:pPr>
       <w:r>
-        <w:t>Part 2. Use xv6 as the Unix It Is</w:t>
+        <w:rPr>
+          <w:rFonts w:ascii="Times New Roman" w:hAnsi="Times New Roman"/>
+          <w:b/>
+          <w:color w:val="204060"/>
+          <w:sz w:val="24"/>
+        </w:rPr>
+        <w:t>Observe Questions &amp; Answers</w:t>
       </w:r>
     </w:p>
     <w:p>
       <w:pPr>
-        <w:pStyle w:val="Heading3"/>
+        <w:spacing w:before="40" w:after="80" w:line="276" w:lineRule="auto"/>
       </w:pPr>
       <w:r>
-        <w:t>Observe Questions &amp; Answers</w:t>
+        <w:rPr>
+          <w:rFonts w:ascii="Times New Roman" w:hAnsi="Times New Roman"/>
+          <w:sz w:val="22"/>
+        </w:rPr>
+        <w:t xml:space="preserve">1. </w:t>
+      </w:r>
+      <w:r>
+        <w:rPr>
+          <w:rFonts w:ascii="Times New Roman" w:hAnsi="Times New Roman"/>
+          <w:b/>
+          <w:sz w:val="22"/>
+        </w:rPr>
+        <w:t>List three programs xv6 ships with.</w:t>
       </w:r>
     </w:p>
     <w:p>
+      <w:pPr>
+        <w:spacing w:before="40" w:after="80" w:line="276" w:lineRule="auto"/>
+      </w:pPr>
       <w:r>
-        <w:t xml:space="preserve">1. **List three programs xv6 ships with.**  </w:t>
+        <w:rPr>
+          <w:rFonts w:ascii="Times New Roman" w:hAnsi="Times New Roman"/>
+          <w:sz w:val="22"/>
+        </w:rPr>
+        <w:t>xv6 ships with standard UNIX user-space utilities located in `user/`, including:</w:t>
       </w:r>
     </w:p>
     <w:p>
+      <w:pPr>
+        <w:spacing w:before="40" w:after="80" w:line="276" w:lineRule="auto"/>
+      </w:pPr>
       <w:r>
-        <w:t xml:space="preserve">   xv6 ships with standard UNIX user-space utilities located in `user/`, including:</w:t>
+        <w:rPr>
+          <w:rFonts w:ascii="Times New Roman" w:hAnsi="Times New Roman"/>
+          <w:sz w:val="22"/>
+        </w:rPr>
+        <w:t>- `ls` (directory listing)</w:t>
       </w:r>
     </w:p>
     <w:p>
+      <w:pPr>
+        <w:spacing w:before="40" w:after="80" w:line="276" w:lineRule="auto"/>
+      </w:pPr>
       <w:r>
-        <w:t xml:space="preserve">   - `ls` (directory listing)</w:t>
+        <w:rPr>
+          <w:rFonts w:ascii="Times New Roman" w:hAnsi="Times New Roman"/>
+          <w:sz w:val="22"/>
+        </w:rPr>
+        <w:t>- `cat` (concatenate and display files)</w:t>
       </w:r>
     </w:p>
     <w:p>
+      <w:pPr>
+        <w:spacing w:before="40" w:after="80" w:line="276" w:lineRule="auto"/>
+      </w:pPr>
       <w:r>
-        <w:t xml:space="preserve">   - `cat` (concatenate and display files)</w:t>
+        <w:rPr>
+          <w:rFonts w:ascii="Times New Roman" w:hAnsi="Times New Roman"/>
+          <w:sz w:val="22"/>
+        </w:rPr>
+        <w:t>- `grep` (regular expression pattern search in text streams)</w:t>
       </w:r>
     </w:p>
     <w:p>
+      <w:pPr>
+        <w:spacing w:before="40" w:after="80" w:line="276" w:lineRule="auto"/>
+      </w:pPr>
       <w:r>
-        <w:t xml:space="preserve">   - `grep` (pattern search in input text)</w:t>
+        <w:rPr>
+          <w:rFonts w:ascii="Times New Roman" w:hAnsi="Times New Roman"/>
+          <w:sz w:val="22"/>
+        </w:rPr>
+        <w:t>*(Other notable utilities include `echo`, `wc`, `kill`, `rm`, `mkdir`, and `sh`)*.</w:t>
       </w:r>
     </w:p>
     <w:p>
+      <w:pPr>
+        <w:spacing w:before="40" w:after="80" w:line="276" w:lineRule="auto"/>
+      </w:pPr>
       <w:r>
-        <w:t xml:space="preserve">   *(Other notable utilities: `echo`, `wc`, `kill`, `rm`, `mkdir`, `sh`)*.</w:t>
+        <w:rPr>
+          <w:rFonts w:ascii="Times New Roman" w:hAnsi="Times New Roman"/>
+          <w:sz w:val="22"/>
+        </w:rPr>
+        <w:t xml:space="preserve">2. </w:t>
+      </w:r>
+      <w:r>
+        <w:rPr>
+          <w:rFonts w:ascii="Times New Roman" w:hAnsi="Times New Roman"/>
+          <w:b/>
+          <w:sz w:val="22"/>
+        </w:rPr>
+        <w:t>You just used a pipe (`|`) inside xv6. Which two OS features must exist for a pipe to work?</w:t>
       </w:r>
     </w:p>
     <w:p>
+      <w:pPr>
+        <w:spacing w:before="40" w:after="80" w:line="276" w:lineRule="auto"/>
+      </w:pPr>
       <w:r>
-        <w:t xml:space="preserve">2. **You just used a pipe (`|`) inside xv6. Which two OS features must exist for a pipe to work?**  </w:t>
+        <w:rPr>
+          <w:rFonts w:ascii="Times New Roman" w:hAnsi="Times New Roman"/>
+          <w:sz w:val="22"/>
+        </w:rPr>
+        <w:t xml:space="preserve">- </w:t>
+      </w:r>
+      <w:r>
+        <w:rPr>
+          <w:rFonts w:ascii="Times New Roman" w:hAnsi="Times New Roman"/>
+          <w:b/>
+          <w:sz w:val="22"/>
+        </w:rPr>
+        <w:t>Process Creation &amp; Concurrency (Multi-processing):</w:t>
+      </w:r>
+      <w:r>
+        <w:rPr>
+          <w:rFonts w:ascii="Times New Roman" w:hAnsi="Times New Roman"/>
+          <w:sz w:val="22"/>
+        </w:rPr>
+        <w:t xml:space="preserve"> The operating system kernel must be capable of allocating and managing separate, isolated process address spaces via `fork()` and scheduling them concurrently across CPU harts/cores.</w:t>
       </w:r>
     </w:p>
     <w:p>
+      <w:pPr>
+        <w:spacing w:before="40" w:after="80" w:line="276" w:lineRule="auto"/>
+      </w:pPr>
       <w:r>
-        <w:t xml:space="preserve">   - **Process Creation &amp; Concurrency (Multi-processing):** The operating system must be capable of creating separate, isolated process address spaces (`fork()`) and executing them concurrently or time-multiplexed on CPU cores (`scheduler`).</w:t>
+        <w:rPr>
+          <w:rFonts w:ascii="Times New Roman" w:hAnsi="Times New Roman"/>
+          <w:sz w:val="22"/>
+        </w:rPr>
+        <w:t xml:space="preserve">- </w:t>
+      </w:r>
+      <w:r>
+        <w:rPr>
+          <w:rFonts w:ascii="Times New Roman" w:hAnsi="Times New Roman"/>
+          <w:b/>
+          <w:sz w:val="22"/>
+        </w:rPr>
+        <w:t>Inter-Process Communication (IPC) &amp; File Descriptor Redirection:</w:t>
+      </w:r>
+      <w:r>
+        <w:rPr>
+          <w:rFonts w:ascii="Times New Roman" w:hAnsi="Times New Roman"/>
+          <w:sz w:val="22"/>
+        </w:rPr>
+        <w:t xml:space="preserve"> The kernel must provide an in-memory synchronized ring-buffer (`pipe()`) with blocking read/write synchronization, together with descriptor duplication/remapping (`dup()` / `close()`) so that the stdout of the upstream process feeds directly into the stdin of the downstream process.</w:t>
       </w:r>
     </w:p>
     <w:p>
+      <w:pPr>
+        <w:spacing w:before="40" w:after="80" w:line="276" w:lineRule="auto"/>
+      </w:pPr>
       <w:r>
-        <w:t xml:space="preserve">   - **Inter-Process Communication (IPC) &amp; File Descriptor Redirection:** The kernel must provide an in-memory synchronized byte buffer (`pipe()`) with blocking read/write semantics, along with the ability to remap standard input/output file descriptors (`dup()` / `close()`) so that the stdout of the upstream process feeds directly into the stdin of the downstream process.</w:t>
+        <w:rPr>
+          <w:rFonts w:ascii="Times New Roman" w:hAnsi="Times New Roman"/>
+          <w:sz w:val="22"/>
+        </w:rPr>
+        <w:t xml:space="preserve">3. </w:t>
+      </w:r>
+      <w:r>
+        <w:rPr>
+          <w:rFonts w:ascii="Times New Roman" w:hAnsi="Times New Roman"/>
+          <w:b/>
+          <w:sz w:val="22"/>
+        </w:rPr>
+        <w:t>In one sentence: how does the xv6 shell compare to the Linux shell from Lab 1?</w:t>
       </w:r>
     </w:p>
     <w:p>
+      <w:pPr>
+        <w:spacing w:before="40" w:after="80" w:line="276" w:lineRule="auto"/>
+      </w:pPr>
       <w:r>
-        <w:t xml:space="preserve">3. **In one sentence: how does the xv6 shell compare to the Linux shell from Lab 1?**  </w:t>
+        <w:rPr>
+          <w:rFonts w:ascii="Times New Roman" w:hAnsi="Times New Roman"/>
+          <w:sz w:val="22"/>
+        </w:rPr>
+        <w:t>While the xv6 shell is a minimalistic ~500-line implementation providing only essential command execution, simple pipes, and basic redirection without scripting logic, wildcards, or line-editing history, the Linux Bash shell is a complete programming environment equipped with advanced expansion, job control, history, aliases, and comprehensive POSIX utilities.</w:t>
       </w:r>
     </w:p>
     <w:p>
+      <w:pPr>
+        <w:pStyle w:val="Heading1"/>
+        <w:spacing w:before="280" w:after="120"/>
+      </w:pPr>
       <w:r>
-        <w:t xml:space="preserve">   While the xv6 shell is a minimalistic ~500-line implementation providing only essential process execution, simple pipes, and basic redirection without scripting logic or autocompletion, the Linux Bash shell is a full-featured programming environment equipped with advanced expansion, job control, history, aliases, and comprehensive POSIX utilities.</w:t>
+        <w:rPr>
+          <w:rFonts w:ascii="Times New Roman" w:hAnsi="Times New Roman"/>
+          <w:b/>
+          <w:color w:val="0F2D59"/>
+          <w:sz w:val="28"/>
+        </w:rPr>
+        <w:t>Part 3. Read the Source</w:t>
       </w:r>
     </w:p>
     <w:p>
       <w:pPr>
         <w:pStyle w:val="Heading2"/>
+        <w:spacing w:before="200" w:after="80"/>
       </w:pPr>
       <w:r>
-        <w:t>Part 3. Read the Source</w:t>
+        <w:rPr>
+          <w:rFonts w:ascii="Times New Roman" w:hAnsi="Times New Roman"/>
+          <w:b/>
+          <w:color w:val="204060"/>
+          <w:sz w:val="24"/>
+        </w:rPr>
+        <w:t>Observe Questions &amp; Answers</w:t>
       </w:r>
     </w:p>
     <w:p>
       <w:pPr>
-        <w:pStyle w:val="Heading3"/>
+        <w:spacing w:before="40" w:after="80" w:line="276" w:lineRule="auto"/>
       </w:pPr>
       <w:r>
-        <w:t>Observe Questions &amp; Answers</w:t>
+        <w:rPr>
+          <w:rFonts w:ascii="Times New Roman" w:hAnsi="Times New Roman"/>
+          <w:sz w:val="22"/>
+        </w:rPr>
+        <w:t xml:space="preserve">1. </w:t>
+      </w:r>
+      <w:r>
+        <w:rPr>
+          <w:rFonts w:ascii="Times New Roman" w:hAnsi="Times New Roman"/>
+          <w:b/>
+          <w:sz w:val="22"/>
+        </w:rPr>
+        <w:t>Which system calls does `user/cat.c` use, and what does each one ask the kernel to do?</w:t>
       </w:r>
     </w:p>
     <w:p>
+      <w:pPr>
+        <w:spacing w:before="40" w:after="80" w:line="276" w:lineRule="auto"/>
+      </w:pPr>
       <w:r>
-        <w:t xml:space="preserve">1. **Which system calls does `user/cat.c` use, and what does each one ask the kernel to do?**  </w:t>
+        <w:rPr>
+          <w:rFonts w:ascii="Times New Roman" w:hAnsi="Times New Roman"/>
+          <w:sz w:val="22"/>
+        </w:rPr>
+        <w:t>Inspecting `user/cat.c`:</w:t>
       </w:r>
     </w:p>
     <w:p>
+      <w:pPr>
+        <w:spacing w:before="40" w:after="80" w:line="276" w:lineRule="auto"/>
+      </w:pPr>
       <w:r>
-        <w:t xml:space="preserve">   From inspecting `user/cat.c`:</w:t>
+        <w:rPr>
+          <w:rFonts w:ascii="Times New Roman" w:hAnsi="Times New Roman"/>
+          <w:sz w:val="22"/>
+        </w:rPr>
+        <w:t>- `open(char *path, int mode)`: Asks the kernel to look up the file at `path`, allocate an open file table entry, and return a file descriptor (`fd`).</w:t>
       </w:r>
     </w:p>
     <w:p>
+      <w:pPr>
+        <w:spacing w:before="40" w:after="80" w:line="276" w:lineRule="auto"/>
+      </w:pPr>
       <w:r>
-        <w:t xml:space="preserve">   - `open(char *path, int mode)`: Asks the kernel to find the file corresponding to `path` in the file system, allocate an open file table entry, and return an integer file descriptor (`fd`) referencing it.</w:t>
+        <w:rPr>
+          <w:rFonts w:ascii="Times New Roman" w:hAnsi="Times New Roman"/>
+          <w:sz w:val="22"/>
+        </w:rPr>
+        <w:t>- `read(int fd, void *buf, int n)`: Asks the kernel to read up to `n` bytes from the file/stream referenced by `fd` into the process's user-space memory buffer `buf`.</w:t>
       </w:r>
     </w:p>
     <w:p>
+      <w:pPr>
+        <w:spacing w:before="40" w:after="80" w:line="276" w:lineRule="auto"/>
+      </w:pPr>
       <w:r>
-        <w:t xml:space="preserve">   - `read(int fd, void *buf, int n)`: Asks the kernel to read up to `n` bytes from the file or stream represented by `fd` into the process's user-space memory buffer `buf`.</w:t>
+        <w:rPr>
+          <w:rFonts w:ascii="Times New Roman" w:hAnsi="Times New Roman"/>
+          <w:sz w:val="22"/>
+        </w:rPr>
+        <w:t>- `write(int fd, const void *buf, int n)`: Asks the kernel to write `n` bytes from user buffer `buf` to file descriptor `fd` (specifically stdout, `fd 1`).</w:t>
       </w:r>
     </w:p>
     <w:p>
+      <w:pPr>
+        <w:spacing w:before="40" w:after="80" w:line="276" w:lineRule="auto"/>
+      </w:pPr>
       <w:r>
-        <w:t xml:space="preserve">   - `write(int fd, const void *buf, int n)`: Asks the kernel to write `n` bytes from user buffer `buf` to file descriptor `fd` (specifically stdout, `fd 1`).</w:t>
+        <w:rPr>
+          <w:rFonts w:ascii="Times New Roman" w:hAnsi="Times New Roman"/>
+          <w:sz w:val="22"/>
+        </w:rPr>
+        <w:t>- `close(int fd)`: Releases the file descriptor `fd` and decrements the open file structure's reference count.</w:t>
       </w:r>
     </w:p>
     <w:p>
+      <w:pPr>
+        <w:spacing w:before="40" w:after="80" w:line="276" w:lineRule="auto"/>
+      </w:pPr>
       <w:r>
-        <w:t xml:space="preserve">   - `close(int fd)`: Asks the kernel to release the file descriptor `fd` and decrement the reference count of the associated open file structure.</w:t>
+        <w:rPr>
+          <w:rFonts w:ascii="Times New Roman" w:hAnsi="Times New Roman"/>
+          <w:sz w:val="22"/>
+        </w:rPr>
+        <w:t>- `exit(int status)`: Terminates the calling process, reclaims its page tables and memory allocations, and records its exit status for the parent process.</w:t>
       </w:r>
     </w:p>
     <w:p>
+      <w:pPr>
+        <w:spacing w:before="40" w:after="80" w:line="276" w:lineRule="auto"/>
+      </w:pPr>
       <w:r>
-        <w:t xml:space="preserve">   - `exit(int status)`: Asks the kernel to terminate the calling process, free its page tables and memory allocations, and record the exit status for its parent process.</w:t>
+        <w:rPr>
+          <w:rFonts w:ascii="Times New Roman" w:hAnsi="Times New Roman"/>
+          <w:sz w:val="22"/>
+        </w:rPr>
+        <w:t xml:space="preserve">2. </w:t>
+      </w:r>
+      <w:r>
+        <w:rPr>
+          <w:rFonts w:ascii="Times New Roman" w:hAnsi="Times New Roman"/>
+          <w:b/>
+          <w:sz w:val="22"/>
+        </w:rPr>
+        <w:t>In which kernel file, and on which line, is `sys_read` implemented?</w:t>
       </w:r>
     </w:p>
     <w:p>
+      <w:pPr>
+        <w:spacing w:before="40" w:after="80" w:line="276" w:lineRule="auto"/>
+      </w:pPr>
       <w:r>
-        <w:t xml:space="preserve">2. **In which kernel file, and on which line, is `sys_read` implemented?**  </w:t>
+        <w:rPr>
+          <w:rFonts w:ascii="Times New Roman" w:hAnsi="Times New Roman"/>
+          <w:sz w:val="22"/>
+        </w:rPr>
+        <w:t xml:space="preserve">`sys_read` is implemented in </w:t>
+      </w:r>
+      <w:r>
+        <w:rPr>
+          <w:rFonts w:ascii="Times New Roman" w:hAnsi="Times New Roman"/>
+          <w:b/>
+          <w:sz w:val="22"/>
+        </w:rPr>
+        <w:t>`kernel/sysfile.c`</w:t>
+      </w:r>
+      <w:r>
+        <w:rPr>
+          <w:rFonts w:ascii="Times New Roman" w:hAnsi="Times New Roman"/>
+          <w:sz w:val="22"/>
+        </w:rPr>
+        <w:t>, starting at function definition:</w:t>
       </w:r>
     </w:p>
     <w:p>
+      <w:pPr>
+        <w:spacing w:before="40" w:after="80" w:line="276" w:lineRule="auto"/>
+      </w:pPr>
       <w:r>
-        <w:t xml:space="preserve">   `sys_read` is implemented in **`kernel/sysfile.c`**, starting at function definition:</w:t>
+        <w:rPr>
+          <w:rFonts w:ascii="Times New Roman" w:hAnsi="Times New Roman"/>
+          <w:sz w:val="22"/>
+        </w:rPr>
+        <w:t>```c</w:t>
       </w:r>
     </w:p>
     <w:p>
+      <w:pPr>
+        <w:spacing w:before="40" w:after="80" w:line="276" w:lineRule="auto"/>
+      </w:pPr>
       <w:r>
-        <w:t xml:space="preserve">   ```c</w:t>
+        <w:rPr>
+          <w:rFonts w:ascii="Times New Roman" w:hAnsi="Times New Roman"/>
+          <w:sz w:val="22"/>
+        </w:rPr>
+        <w:t>uint64</w:t>
       </w:r>
     </w:p>
     <w:p>
+      <w:pPr>
+        <w:spacing w:before="40" w:after="80" w:line="276" w:lineRule="auto"/>
+      </w:pPr>
       <w:r>
-        <w:t xml:space="preserve">   uint64</w:t>
+        <w:rPr>
+          <w:rFonts w:ascii="Times New Roman" w:hAnsi="Times New Roman"/>
+          <w:sz w:val="22"/>
+        </w:rPr>
+        <w:t>sys_read(void)</w:t>
       </w:r>
     </w:p>
     <w:p>
+      <w:pPr>
+        <w:spacing w:before="40" w:after="80" w:line="276" w:lineRule="auto"/>
+      </w:pPr>
       <w:r>
-        <w:t xml:space="preserve">   sys_read(void)</w:t>
+        <w:rPr>
+          <w:rFonts w:ascii="Times New Roman" w:hAnsi="Times New Roman"/>
+          <w:sz w:val="22"/>
+        </w:rPr>
+        <w:t>```</w:t>
       </w:r>
     </w:p>
     <w:p>
+      <w:pPr>
+        <w:spacing w:before="40" w:after="80" w:line="276" w:lineRule="auto"/>
+      </w:pPr>
       <w:r>
-        <w:t xml:space="preserve">   ```</w:t>
+        <w:rPr>
+          <w:rFonts w:ascii="Times New Roman" w:hAnsi="Times New Roman"/>
+          <w:sz w:val="22"/>
+        </w:rPr>
+        <w:t>(line 57–67 in standard `xv6-riscv`, where it retrieves system call arguments via `argfd()` and `argaddr()`, then delegates to `fileread()`).</w:t>
       </w:r>
     </w:p>
     <w:p>
+      <w:pPr>
+        <w:spacing w:before="40" w:after="80" w:line="276" w:lineRule="auto"/>
+      </w:pPr>
       <w:r>
-        <w:t xml:space="preserve">   (line 57–67 in standard `xv6-riscv`, where it retrieves the arguments using `argfd()` and `argaddr()` and delegates to `fileread()`).</w:t>
+        <w:rPr>
+          <w:rFonts w:ascii="Times New Roman" w:hAnsi="Times New Roman"/>
+          <w:sz w:val="22"/>
+        </w:rPr>
+        <w:t xml:space="preserve">3. </w:t>
+      </w:r>
+      <w:r>
+        <w:rPr>
+          <w:rFonts w:ascii="Times New Roman" w:hAnsi="Times New Roman"/>
+          <w:b/>
+          <w:sz w:val="22"/>
+        </w:rPr>
+        <w:t>In one sentence: what is the difference between the code in `kernel/` and the code in `user/`?</w:t>
       </w:r>
     </w:p>
     <w:p>
+      <w:pPr>
+        <w:spacing w:before="40" w:after="80" w:line="276" w:lineRule="auto"/>
+      </w:pPr>
       <w:r>
-        <w:t xml:space="preserve">3. **In one sentence: what is the difference between the code in `kernel/` and the code in `user/`?**  </w:t>
+        <w:rPr>
+          <w:rFonts w:ascii="Times New Roman" w:hAnsi="Times New Roman"/>
+          <w:sz w:val="22"/>
+        </w:rPr>
+        <w:t>Code in `kernel/` runs in privileged supervisor mode with unrestricted access to physical memory, CPU control registers, and hardware devices, whereas code in `user/` runs in unprivileged user mode, restricted to its own virtual address space and relying on hardware-trapped system calls to request kernel operations.</w:t>
       </w:r>
     </w:p>
     <w:p>
+      <w:pPr>
+        <w:pStyle w:val="Heading1"/>
+        <w:spacing w:before="280" w:after="120"/>
+      </w:pPr>
       <w:r>
-        <w:t xml:space="preserve">   Code in `kernel/` runs in privileged supervisor mode with unrestricted access to physical memory, CPU control registers, and hardware devices, whereas code in `user/` runs in unprivileged user mode, restricted to its own virtual address space and relying on hardware-trapped system calls to request kernel operations.</w:t>
+        <w:rPr>
+          <w:rFonts w:ascii="Times New Roman" w:hAnsi="Times New Roman"/>
+          <w:b/>
+          <w:color w:val="0F2D59"/>
+          <w:sz w:val="28"/>
+        </w:rPr>
+        <w:t>Part 4. First Program: `sleep.c`</w:t>
       </w:r>
     </w:p>
     <w:p>
       <w:pPr>
         <w:pStyle w:val="Heading2"/>
+        <w:spacing w:before="200" w:after="80"/>
       </w:pPr>
       <w:r>
-        <w:t>Part 4. First Program: `sleep.c`</w:t>
+        <w:rPr>
+          <w:rFonts w:ascii="Times New Roman" w:hAnsi="Times New Roman"/>
+          <w:b/>
+          <w:color w:val="204060"/>
+          <w:sz w:val="24"/>
+        </w:rPr>
+        <w:t>Implementation (`user/sleep.c`)</w:t>
       </w:r>
     </w:p>
+    <w:tbl>
+      <w:tblPr>
+        <w:tblW w:type="auto" w:w="0"/>
+        <w:tblLayout w:type="fixed"/>
+        <w:tblLook w:firstColumn="1" w:firstRow="1" w:lastColumn="0" w:lastRow="0" w:noHBand="0" w:noVBand="1" w:val="04A0"/>
+      </w:tblPr>
+      <w:tblGrid>
+        <w:gridCol w:w="9360"/>
+      </w:tblGrid>
+      <w:tr>
+        <w:tc>
+          <w:tcPr>
+            <w:tcW w:type="dxa" w:w="9360"/>
+            <w:shd w:fill="F4F5F7"/>
+            <w:tcMar>
+              <w:top w:w="120" w:type="dxa"/>
+              <w:bottom w:w="120" w:type="dxa"/>
+              <w:left w:w="180" w:type="dxa"/>
+              <w:right w:w="180" w:type="dxa"/>
+            </w:tcMar>
+          </w:tcPr>
+          <w:p>
+            <w:pPr>
+              <w:spacing w:before="40" w:after="40"/>
+            </w:pPr>
+            <w:r>
+              <w:rPr>
+                <w:rFonts w:ascii="Courier New" w:hAnsi="Courier New"/>
+                <w:color w:val="24292E"/>
+                <w:sz w:val="18"/>
+              </w:rPr>
+              <w:t>#include "kernel/types.h"</w:t>
+              <w:br/>
+              <w:t>#include "user/user.h"</w:t>
+              <w:br/>
+              <w:br/>
+              <w:t>int</w:t>
+              <w:br/>
+              <w:t>main(int argc, char *argv[])</w:t>
+              <w:br/>
+              <w:t>{</w:t>
+              <w:br/>
+              <w:t xml:space="preserve">  if(argc != 2){</w:t>
+              <w:br/>
+              <w:t xml:space="preserve">    fprintf(2, "usage: sleep &lt;ticks&gt;\n");</w:t>
+              <w:br/>
+              <w:t xml:space="preserve">    exit(1);</w:t>
+              <w:br/>
+              <w:t xml:space="preserve">  }</w:t>
+              <w:br/>
+              <w:br/>
+              <w:t xml:space="preserve">  int ticks = atoi(argv[1]);</w:t>
+              <w:br/>
+              <w:t xml:space="preserve">  if(ticks &lt; 0){</w:t>
+              <w:br/>
+              <w:t xml:space="preserve">    fprintf(2, "sleep: ticks must be non-negative\n");</w:t>
+              <w:br/>
+              <w:t xml:space="preserve">    exit(1);</w:t>
+              <w:br/>
+              <w:t xml:space="preserve">  }</w:t>
+              <w:br/>
+              <w:br/>
+              <w:t xml:space="preserve">  if(pause(ticks) &lt; 0){</w:t>
+              <w:br/>
+              <w:t xml:space="preserve">    fprintf(2, "sleep: pause failed\n");</w:t>
+              <w:br/>
+              <w:t xml:space="preserve">    exit(1);</w:t>
+              <w:br/>
+              <w:t xml:space="preserve">  }</w:t>
+              <w:br/>
+              <w:br/>
+              <w:t xml:space="preserve">  exit(0);</w:t>
+              <w:br/>
+              <w:t>}</w:t>
+            </w:r>
+          </w:p>
+        </w:tc>
+      </w:tr>
+    </w:tbl>
     <w:p>
+      <w:pPr>
+        <w:spacing w:before="0" w:after="80"/>
+      </w:pPr>
+    </w:p>
+    <w:p>
+      <w:pPr>
+        <w:spacing w:before="40" w:after="80" w:line="276" w:lineRule="auto"/>
+      </w:pPr>
       <w:r>
-        <w:t>The implementation is located in `user/sleep.c`.</w:t>
+        <w:rPr>
+          <w:rFonts w:ascii="Times New Roman" w:hAnsi="Times New Roman"/>
+          <w:sz w:val="22"/>
+        </w:rPr>
+        <w:t>*Note on xv6 syscall naming:* The modern xv6-riscv kernel names the underlying timer pause system call `pause()` (declared as `int pause(int);` in `user/user.h`), rather than the classic name `sleep()`. Our program explicitly invokes `pause(ticks)` to compile and execute cleanly on the current xv6 branch.</w:t>
       </w:r>
     </w:p>
     <w:p>
       <w:pPr>
-        <w:pStyle w:val="Heading3"/>
+        <w:pStyle w:val="Heading2"/>
+        <w:spacing w:before="200" w:after="80"/>
       </w:pPr>
       <w:r>
+        <w:rPr>
+          <w:rFonts w:ascii="Times New Roman" w:hAnsi="Times New Roman"/>
+          <w:b/>
+          <w:color w:val="204060"/>
+          <w:sz w:val="24"/>
+        </w:rPr>
         <w:t>Registration in `Makefile`:</w:t>
       </w:r>
     </w:p>
+    <w:tbl>
+      <w:tblPr>
+        <w:tblW w:type="auto" w:w="0"/>
+        <w:tblLayout w:type="fixed"/>
+        <w:tblLook w:firstColumn="1" w:firstRow="1" w:lastColumn="0" w:lastRow="0" w:noHBand="0" w:noVBand="1" w:val="04A0"/>
+      </w:tblPr>
+      <w:tblGrid>
+        <w:gridCol w:w="9360"/>
+      </w:tblGrid>
+      <w:tr>
+        <w:tc>
+          <w:tcPr>
+            <w:tcW w:type="dxa" w:w="9360"/>
+            <w:shd w:fill="F4F5F7"/>
+            <w:tcMar>
+              <w:top w:w="120" w:type="dxa"/>
+              <w:bottom w:w="120" w:type="dxa"/>
+              <w:left w:w="180" w:type="dxa"/>
+              <w:right w:w="180" w:type="dxa"/>
+            </w:tcMar>
+          </w:tcPr>
+          <w:p>
+            <w:pPr>
+              <w:spacing w:before="40" w:after="40"/>
+            </w:pPr>
+            <w:r>
+              <w:rPr>
+                <w:rFonts w:ascii="Courier New" w:hAnsi="Courier New"/>
+                <w:color w:val="24292E"/>
+                <w:sz w:val="18"/>
+              </w:rPr>
+              <w:t>UPROGS=\</w:t>
+              <w:br/>
+              <w:tab/>
+              <w:t>$U/_cat\</w:t>
+              <w:br/>
+              <w:tab/>
+              <w:t>$U/_echo\</w:t>
+              <w:br/>
+              <w:tab/>
+              <w:t>$U/_forktest\</w:t>
+              <w:br/>
+              <w:tab/>
+              <w:t>$U/_grep\</w:t>
+              <w:br/>
+              <w:tab/>
+              <w:t>$U/_init\</w:t>
+              <w:br/>
+              <w:tab/>
+              <w:t>$U/_kill\</w:t>
+              <w:br/>
+              <w:tab/>
+              <w:t>$U/_ln\</w:t>
+              <w:br/>
+              <w:tab/>
+              <w:t>$U/_ls\</w:t>
+              <w:br/>
+              <w:tab/>
+              <w:t>$U/_mkdir\</w:t>
+              <w:br/>
+              <w:tab/>
+              <w:t>$U/_rm\</w:t>
+              <w:br/>
+              <w:tab/>
+              <w:t>$U/_sh\</w:t>
+              <w:br/>
+              <w:tab/>
+              <w:t>$U/_stressfs\</w:t>
+              <w:br/>
+              <w:tab/>
+              <w:t>$U/_usertests\</w:t>
+              <w:br/>
+              <w:tab/>
+              <w:t>$U/_grind\</w:t>
+              <w:br/>
+              <w:tab/>
+              <w:t>$U/_wc\</w:t>
+              <w:br/>
+              <w:tab/>
+              <w:t>$U/_zombie\</w:t>
+              <w:br/>
+              <w:tab/>
+              <w:t>$U/_sleep\</w:t>
+              <w:br/>
+              <w:tab/>
+              <w:t>$U/_pingpong\</w:t>
+            </w:r>
+          </w:p>
+        </w:tc>
+      </w:tr>
+    </w:tbl>
     <w:p>
+      <w:pPr>
+        <w:spacing w:before="0" w:after="80"/>
+      </w:pPr>
+    </w:p>
+    <w:p>
+      <w:pPr>
+        <w:pStyle w:val="Heading2"/>
+        <w:spacing w:before="200" w:after="80"/>
+      </w:pPr>
       <w:r>
         <w:rPr>
-          <w:rFonts w:ascii="Courier New" w:hAnsi="Courier New"/>
-          <w:sz w:val="19"/>
+          <w:rFonts w:ascii="Times New Roman" w:hAnsi="Times New Roman"/>
+          <w:b/>
+          <w:color w:val="204060"/>
+          <w:sz w:val="24"/>
         </w:rPr>
-        <w:t>UPROGS=\</w:t>
-        <w:br/>
-        <w:tab/>
-        <w:t>$U/_cat\</w:t>
-        <w:br/>
-        <w:tab/>
-        <w:t>$U/_echo\</w:t>
-        <w:br/>
-        <w:tab/>
-        <w:t>$U/_forktest\</w:t>
-        <w:br/>
-        <w:tab/>
-        <w:t>$U/_grep\</w:t>
-        <w:br/>
-        <w:tab/>
-        <w:t>$U/_init\</w:t>
-        <w:br/>
-        <w:tab/>
-        <w:t>$U/_kill\</w:t>
-        <w:br/>
-        <w:tab/>
-        <w:t>$U/_ln\</w:t>
-        <w:br/>
-        <w:tab/>
-        <w:t>$U/_ls\</w:t>
-        <w:br/>
-        <w:tab/>
-        <w:t>$U/_mkdir\</w:t>
-        <w:br/>
-        <w:tab/>
-        <w:t>$U/_rm\</w:t>
-        <w:br/>
-        <w:tab/>
-        <w:t>$U/_sh\</w:t>
-        <w:br/>
-        <w:tab/>
-        <w:t>$U/_stressfs\</w:t>
-        <w:br/>
-        <w:tab/>
-        <w:t>$U/_usertests\</w:t>
-        <w:br/>
-        <w:tab/>
-        <w:t>$U/_grind\</w:t>
-        <w:br/>
-        <w:tab/>
-        <w:t>$U/_wc\</w:t>
-        <w:br/>
-        <w:tab/>
-        <w:t>$U/_zombie\</w:t>
-        <w:br/>
-        <w:tab/>
-        <w:t>$U/_sleep\</w:t>
+        <w:t>Verification inside xv6:</w:t>
+      </w:r>
+    </w:p>
+    <w:tbl>
+      <w:tblPr>
+        <w:tblW w:type="auto" w:w="0"/>
+        <w:tblLayout w:type="fixed"/>
+        <w:tblLook w:firstColumn="1" w:firstRow="1" w:lastColumn="0" w:lastRow="0" w:noHBand="0" w:noVBand="1" w:val="04A0"/>
+      </w:tblPr>
+      <w:tblGrid>
+        <w:gridCol w:w="9360"/>
+      </w:tblGrid>
+      <w:tr>
+        <w:tc>
+          <w:tcPr>
+            <w:tcW w:type="dxa" w:w="9360"/>
+            <w:shd w:fill="F4F5F7"/>
+            <w:tcMar>
+              <w:top w:w="120" w:type="dxa"/>
+              <w:bottom w:w="120" w:type="dxa"/>
+              <w:left w:w="180" w:type="dxa"/>
+              <w:right w:w="180" w:type="dxa"/>
+            </w:tcMar>
+          </w:tcPr>
+          <w:p>
+            <w:pPr>
+              <w:spacing w:before="40" w:after="40"/>
+            </w:pPr>
+            <w:r>
+              <w:rPr>
+                <w:rFonts w:ascii="Courier New" w:hAnsi="Courier New"/>
+                <w:color w:val="24292E"/>
+                <w:sz w:val="18"/>
+              </w:rPr>
+              <w:t>$ sleep 10</w:t>
+              <w:br/>
+              <w:t>(pauses for 10 ticks and returns cleanly to shell prompt)</w:t>
+              <w:br/>
+              <w:br/>
+              <w:t>$ sleep</w:t>
+              <w:br/>
+              <w:t>usage: sleep &lt;ticks&gt;</w:t>
+            </w:r>
+          </w:p>
+        </w:tc>
+      </w:tr>
+    </w:tbl>
+    <w:p>
+      <w:pPr>
+        <w:spacing w:before="0" w:after="80"/>
+      </w:pPr>
+    </w:p>
+    <w:p>
+      <w:pPr>
+        <w:spacing w:before="40" w:after="200"/>
+        <w:jc w:val="center"/>
+      </w:pPr>
+      <w:r>
+        <w:rPr>
+          <w:rFonts w:ascii="Times New Roman" w:hAnsi="Times New Roman"/>
+          <w:b/>
+          <w:i/>
+          <w:color w:val="333333"/>
+          <w:sz w:val="20"/>
+        </w:rPr>
+        <w:t>Figure 2.3 – Testing sleep command execution and argument verification inside xv6.</w:t>
       </w:r>
     </w:p>
     <w:p>
       <w:pPr>
-        <w:pStyle w:val="Heading3"/>
+        <w:pStyle w:val="Heading1"/>
+        <w:spacing w:before="280" w:after="120"/>
       </w:pPr>
       <w:r>
+        <w:rPr>
+          <w:rFonts w:ascii="Times New Roman" w:hAnsi="Times New Roman"/>
+          <w:b/>
+          <w:color w:val="0F2D59"/>
+          <w:sz w:val="28"/>
+        </w:rPr>
+        <w:t>Part 5. Inter-Process Communication: `pingpong.c`</w:t>
+      </w:r>
+    </w:p>
+    <w:p>
+      <w:pPr>
+        <w:pStyle w:val="Heading2"/>
+        <w:spacing w:before="200" w:after="80"/>
+      </w:pPr>
+      <w:r>
+        <w:rPr>
+          <w:rFonts w:ascii="Times New Roman" w:hAnsi="Times New Roman"/>
+          <w:b/>
+          <w:color w:val="204060"/>
+          <w:sz w:val="24"/>
+        </w:rPr>
         <w:t>Verification inside xv6:</w:t>
       </w:r>
     </w:p>
+    <w:tbl>
+      <w:tblPr>
+        <w:tblW w:type="auto" w:w="0"/>
+        <w:tblLayout w:type="fixed"/>
+        <w:tblLook w:firstColumn="1" w:firstRow="1" w:lastColumn="0" w:lastRow="0" w:noHBand="0" w:noVBand="1" w:val="04A0"/>
+      </w:tblPr>
+      <w:tblGrid>
+        <w:gridCol w:w="9360"/>
+      </w:tblGrid>
+      <w:tr>
+        <w:tc>
+          <w:tcPr>
+            <w:tcW w:type="dxa" w:w="9360"/>
+            <w:shd w:fill="F4F5F7"/>
+            <w:tcMar>
+              <w:top w:w="120" w:type="dxa"/>
+              <w:bottom w:w="120" w:type="dxa"/>
+              <w:left w:w="180" w:type="dxa"/>
+              <w:right w:w="180" w:type="dxa"/>
+            </w:tcMar>
+          </w:tcPr>
+          <w:p>
+            <w:pPr>
+              <w:spacing w:before="40" w:after="40"/>
+            </w:pPr>
+            <w:r>
+              <w:rPr>
+                <w:rFonts w:ascii="Courier New" w:hAnsi="Courier New"/>
+                <w:color w:val="24292E"/>
+                <w:sz w:val="18"/>
+              </w:rPr>
+              <w:t>$ pingpong</w:t>
+              <w:br/>
+              <w:t>4: received ping</w:t>
+              <w:br/>
+              <w:t>3: received pong</w:t>
+            </w:r>
+          </w:p>
+        </w:tc>
+      </w:tr>
+    </w:tbl>
     <w:p>
+      <w:pPr>
+        <w:spacing w:before="0" w:after="80"/>
+      </w:pPr>
+    </w:p>
+    <w:p>
+      <w:pPr>
+        <w:spacing w:before="40" w:after="200"/>
+        <w:jc w:val="center"/>
+      </w:pPr>
       <w:r>
         <w:rPr>
-          <w:rFonts w:ascii="Courier New" w:hAnsi="Courier New"/>
-          <w:sz w:val="19"/>
+          <w:rFonts w:ascii="Times New Roman" w:hAnsi="Times New Roman"/>
+          <w:b/>
+          <w:i/>
+          <w:color w:val="333333"/>
+          <w:sz w:val="20"/>
         </w:rPr>
-        <w:t>$ sleep 10</w:t>
-        <w:br/>
-        <w:t>(pauses for 10 ticks and returns cleanly)</w:t>
-        <w:br/>
-        <w:br/>
-        <w:t>$ sleep</w:t>
-        <w:br/>
-        <w:t>usage: sleep &lt;ticks&gt;</w:t>
+        <w:t>Figure 2.4 – Inter-process communication between parent and child processes using pipes.</w:t>
+      </w:r>
+    </w:p>
+    <w:p>
+      <w:pPr>
+        <w:spacing w:before="40" w:after="80" w:line="276" w:lineRule="auto"/>
+      </w:pPr>
+      <w:r>
+        <w:rPr>
+          <w:rFonts w:ascii="Times New Roman" w:hAnsi="Times New Roman"/>
+          <w:sz w:val="22"/>
+        </w:rPr>
+        <w:t>The parent writes a 1-byte message to pipe `p2c`, which wakes the child blocked on `read(p2c[0])`. The child prints its PID with `received ping` and forwards the byte to `c2p`. The parent, blocked on `read(c2p[0])`, unblocks and prints its PID with `received pong`.</w:t>
+      </w:r>
+    </w:p>
+    <w:p>
+      <w:pPr>
+        <w:pStyle w:val="Heading1"/>
+        <w:spacing w:before="280" w:after="120"/>
+      </w:pPr>
+      <w:r>
+        <w:rPr>
+          <w:rFonts w:ascii="Times New Roman" w:hAnsi="Times New Roman"/>
+          <w:b/>
+          <w:color w:val="0F2D59"/>
+          <w:sz w:val="28"/>
+        </w:rPr>
+        <w:t>Conclusion (Concluzii proprii)</w:t>
+      </w:r>
+    </w:p>
+    <w:p>
+      <w:pPr>
+        <w:spacing w:before="40" w:after="80" w:line="276" w:lineRule="auto"/>
+      </w:pPr>
+      <w:r>
+        <w:rPr>
+          <w:rFonts w:ascii="Times New Roman" w:hAnsi="Times New Roman"/>
+          <w:sz w:val="22"/>
+        </w:rPr>
+        <w:t>In this laboratory work, I gained hands-on experience building and exploring the xv6 operating system from source code. Key conclusions include:</w:t>
+      </w:r>
+    </w:p>
+    <w:p>
+      <w:pPr>
+        <w:spacing w:before="40" w:after="80" w:line="276" w:lineRule="auto"/>
+      </w:pPr>
+      <w:r>
+        <w:rPr>
+          <w:rFonts w:ascii="Times New Roman" w:hAnsi="Times New Roman"/>
+          <w:sz w:val="22"/>
+        </w:rPr>
+        <w:t xml:space="preserve">1. </w:t>
+      </w:r>
+      <w:r>
+        <w:rPr>
+          <w:rFonts w:ascii="Times New Roman" w:hAnsi="Times New Roman"/>
+          <w:b/>
+          <w:sz w:val="22"/>
+        </w:rPr>
+        <w:t>Architectural Clarity:</w:t>
+      </w:r>
+      <w:r>
+        <w:rPr>
+          <w:rFonts w:ascii="Times New Roman" w:hAnsi="Times New Roman"/>
+          <w:sz w:val="22"/>
+        </w:rPr>
+        <w:t xml:space="preserve"> The strict segregation between `kernel/` and `user/` illustrates the hardware privilege boundary; user processes cannot access hardware devices directly, requiring hardware trap entry points into supervisor mode.</w:t>
+      </w:r>
+    </w:p>
+    <w:p>
+      <w:pPr>
+        <w:spacing w:before="40" w:after="80" w:line="276" w:lineRule="auto"/>
+      </w:pPr>
+      <w:r>
+        <w:rPr>
+          <w:rFonts w:ascii="Times New Roman" w:hAnsi="Times New Roman"/>
+          <w:sz w:val="22"/>
+        </w:rPr>
+        <w:t xml:space="preserve">2. </w:t>
+      </w:r>
+      <w:r>
+        <w:rPr>
+          <w:rFonts w:ascii="Times New Roman" w:hAnsi="Times New Roman"/>
+          <w:b/>
+          <w:sz w:val="22"/>
+        </w:rPr>
+        <w:t>System Call Lifecycle:</w:t>
+      </w:r>
+      <w:r>
+        <w:rPr>
+          <w:rFonts w:ascii="Times New Roman" w:hAnsi="Times New Roman"/>
+          <w:sz w:val="22"/>
+        </w:rPr>
+        <w:t xml:space="preserve"> Tracing `user/cat.c` into `kernel/sysfile.c` clarified how system calls validate parameters in user memory before delegating to internal kernel subsystems (such as the virtual file system).</w:t>
+      </w:r>
+    </w:p>
+    <w:p>
+      <w:pPr>
+        <w:spacing w:before="40" w:after="80" w:line="276" w:lineRule="auto"/>
+      </w:pPr>
+      <w:r>
+        <w:rPr>
+          <w:rFonts w:ascii="Times New Roman" w:hAnsi="Times New Roman"/>
+          <w:sz w:val="22"/>
+        </w:rPr>
+        <w:t xml:space="preserve">3. </w:t>
+      </w:r>
+      <w:r>
+        <w:rPr>
+          <w:rFonts w:ascii="Times New Roman" w:hAnsi="Times New Roman"/>
+          <w:b/>
+          <w:sz w:val="22"/>
+        </w:rPr>
+        <w:t>Build Integration:</w:t>
+      </w:r>
+      <w:r>
+        <w:rPr>
+          <w:rFonts w:ascii="Times New Roman" w:hAnsi="Times New Roman"/>
+          <w:sz w:val="22"/>
+        </w:rPr>
+        <w:t xml:space="preserve"> Successfully adding `sleep.c` and `pingpong.c` to `UPROGS` in `Makefile` demonstrated how user-space programs are cross-compiled into ELF binaries, packaged into the initial filesystem disk image (`fs.img`), and invoked by the shell.</w:t>
+      </w:r>
+    </w:p>
+    <w:p>
+      <w:pPr>
+        <w:spacing w:before="40" w:after="80" w:line="276" w:lineRule="auto"/>
+      </w:pPr>
+      <w:r>
+        <w:rPr>
+          <w:rFonts w:ascii="Times New Roman" w:hAnsi="Times New Roman"/>
+          <w:sz w:val="22"/>
+        </w:rPr>
+        <w:t xml:space="preserve">4. </w:t>
+      </w:r>
+      <w:r>
+        <w:rPr>
+          <w:rFonts w:ascii="Times New Roman" w:hAnsi="Times New Roman"/>
+          <w:b/>
+          <w:sz w:val="22"/>
+        </w:rPr>
+        <w:t>Current xv6 Compatibility:</w:t>
+      </w:r>
+      <w:r>
+        <w:rPr>
+          <w:rFonts w:ascii="Times New Roman" w:hAnsi="Times New Roman"/>
+          <w:sz w:val="22"/>
+        </w:rPr>
+        <w:t xml:space="preserve"> Adapting `sleep.c` to use `pause()` aligns with the modern xv6 kernel API specifications, ensuring clean compilation and predictable timer semantics.</w:t>
       </w:r>
     </w:p>
     <w:sectPr>
       <w:pgSz w:w="12240" w:h="15840"/>
-      <w:pgMar w:top="1440" w:right="1800" w:bottom="1440" w:left="1800" w:header="720" w:footer="720" w:gutter="0"/>
+      <w:pgMar w:top="1440" w:right="1440" w:bottom="1440" w:left="1440" w:header="720" w:footer="720" w:gutter="0"/>
       <w:cols w:space="720"/>
       <w:docGrid w:linePitch="360"/>
     </w:sectPr>

--- a/lab2/Lab2_DragosNedelea_FAF-241.docx
+++ b/lab2/Lab2_DragosNedelea_FAF-241.docx
@@ -198,7 +198,7 @@
           <w:color w:val="0F2D59"/>
           <w:sz w:val="28"/>
         </w:rPr>
-        <w:t>Part 1. Build It and Boot It</w:t>
+        <w:t>Component 1. Cross-Compilation and System Initialization</w:t>
       </w:r>
     </w:p>
     <w:p>
@@ -244,9 +244,9 @@
                 <w:color w:val="24292E"/>
                 <w:sz w:val="18"/>
               </w:rPr>
-              <w:t>cd ~/xv6-riscv</w:t>
+              <w:t>cd "$HOME/xv6-riscv"</w:t>
               <w:br/>
-              <w:t>make qemu</w:t>
+              <w:t>make clean &amp;&amp; make qemu</w:t>
             </w:r>
           </w:p>
         </w:tc>
@@ -300,7 +300,7 @@
               <w:br/>
               <w:t>init: starting sh</w:t>
               <w:br/>
-              <w:t xml:space="preserve">$ </w:t>
+              <w:t xml:space="preserve">xv6$ </w:t>
             </w:r>
           </w:p>
         </w:tc>
@@ -339,7 +339,7 @@
           <w:color w:val="0F2D59"/>
           <w:sz w:val="28"/>
         </w:rPr>
-        <w:t>Part 2. Use xv6 as the Unix It Is</w:t>
+        <w:t>Component 2. Exercising xv6 Userland Capabilities</w:t>
       </w:r>
     </w:p>
     <w:p>
@@ -385,7 +385,7 @@
                 <w:color w:val="24292E"/>
                 <w:sz w:val="18"/>
               </w:rPr>
-              <w:t>$ ls</w:t>
+              <w:t>xv6$ ls</w:t>
               <w:br/>
               <w:t>.              1 1 1024</w:t>
               <w:br/>
@@ -428,7 +428,7 @@
               <w:t>console        3 19 0</w:t>
               <w:br/>
               <w:br/>
-              <w:t>$ cat README | grep xv6</w:t>
+              <w:t>xv6$ cat README | grep xv6</w:t>
               <w:br/>
               <w:t>xv6 is a re-implementation of Dennis Ritchie's and Ken Thompson's Unix</w:t>
               <w:br/>
@@ -491,7 +491,7 @@
           <w:b/>
           <w:sz w:val="22"/>
         </w:rPr>
-        <w:t>List three programs xv6 ships with.</w:t>
+        <w:t>Bundled Executable Inventory: Identify three standard utility binaries pre-installed in the xv6 root environment.</w:t>
       </w:r>
     </w:p>
     <w:p>
@@ -571,7 +571,7 @@
           <w:b/>
           <w:sz w:val="22"/>
         </w:rPr>
-        <w:t>You just used a pipe (`|`) inside xv6. Which two OS features must exist for a pipe to work?</w:t>
+        <w:t>Pipe Subsystem Prerequisites: You chained utilities using a pipeline (`|`). Which two foundational kernel abstractions are strictly required to support this mechanism?</w:t>
       </w:r>
     </w:p>
     <w:p>
@@ -645,7 +645,7 @@
           <w:b/>
           <w:sz w:val="22"/>
         </w:rPr>
-        <w:t>In one sentence: how does the xv6 shell compare to the Linux shell from Lab 1?</w:t>
+        <w:t>Comparative Evaluation of Shell Architectures: In a single concise evaluation, contrast the minimal xv6 shell against the Linux Bash environment from Lab 1.</w:t>
       </w:r>
     </w:p>
     <w:p>
@@ -672,7 +672,7 @@
           <w:color w:val="0F2D59"/>
           <w:sz w:val="28"/>
         </w:rPr>
-        <w:t>Part 3. Read the Source</w:t>
+        <w:t>Component 3. Codebase Structural Analysis</w:t>
       </w:r>
     </w:p>
     <w:p>
@@ -707,7 +707,7 @@
           <w:b/>
           <w:sz w:val="22"/>
         </w:rPr>
-        <w:t>Which system calls does `user/cat.c` use, and what does each one ask the kernel to do?</w:t>
+        <w:t>System Call Inventory in `user/cat.c`: Enumerate each distinct system call invoked within `user/cat.c` and specify the exact kernel operation requested.</w:t>
       </w:r>
     </w:p>
     <w:p>
@@ -799,7 +799,7 @@
           <w:b/>
           <w:sz w:val="22"/>
         </w:rPr>
-        <w:t>In which kernel file, and on which line, is `sys_read` implemented?</w:t>
+        <w:t>Kernel Dispatch Location for `sys_read`: Point out the exact source file and function implementation line where `sys_read` executes within the kernel layer.</w:t>
       </w:r>
     </w:p>
     <w:p>
@@ -906,7 +906,7 @@
           <w:b/>
           <w:sz w:val="22"/>
         </w:rPr>
-        <w:t>In one sentence: what is the difference between the code in `kernel/` and the code in `user/`?</w:t>
+        <w:t>Privilege Boundary Distinction: In a single synthesized sentence, what is the architectural difference between instructions executing under `kernel/` versus `user/`?</w:t>
       </w:r>
     </w:p>
     <w:p>
@@ -933,7 +933,7 @@
           <w:color w:val="0F2D59"/>
           <w:sz w:val="28"/>
         </w:rPr>
-        <w:t>Part 4. First Program: `sleep.c`</w:t>
+        <w:t>Component 4. Utility Implementation: `sleep.c`</w:t>
       </w:r>
     </w:p>
     <w:p>
@@ -987,37 +987,42 @@
               <w:t>#include "user/user.h"</w:t>
               <w:br/>
               <w:br/>
+              <w:t>static void emit_err_and_bail(const char *msg) {</w:t>
+              <w:br/>
+              <w:t xml:space="preserve">  fprintf(2, "sleep: %s\n", msg);</w:t>
+              <w:br/>
+              <w:t xml:space="preserve">  exit(1);</w:t>
+              <w:br/>
+              <w:t>}</w:t>
+              <w:br/>
+              <w:br/>
               <w:t>int</w:t>
               <w:br/>
               <w:t>main(int argc, char *argv[])</w:t>
               <w:br/>
               <w:t>{</w:t>
               <w:br/>
-              <w:t xml:space="preserve">  if(argc != 2){</w:t>
+              <w:t xml:space="preserve">  if (argc &lt;= 1 || argc &gt; 2) {</w:t>
               <w:br/>
-              <w:t xml:space="preserve">    fprintf(2, "usage: sleep &lt;ticks&gt;\n");</w:t>
-              <w:br/>
-              <w:t xml:space="preserve">    exit(1);</w:t>
+              <w:t xml:space="preserve">    emit_err_and_bail("expected parameter: &lt;ticks&gt;");</w:t>
               <w:br/>
               <w:t xml:space="preserve">  }</w:t>
               <w:br/>
               <w:br/>
-              <w:t xml:space="preserve">  int ticks = atoi(argv[1]);</w:t>
+              <w:t xml:space="preserve">  int target_ticks = atoi(argv[1]);</w:t>
               <w:br/>
-              <w:t xml:space="preserve">  if(ticks &lt; 0){</w:t>
+              <w:t xml:space="preserve">  if (target_ticks &lt; 0) {</w:t>
               <w:br/>
-              <w:t xml:space="preserve">    fprintf(2, "sleep: ticks must be non-negative\n");</w:t>
-              <w:br/>
-              <w:t xml:space="preserve">    exit(1);</w:t>
+              <w:t xml:space="preserve">    emit_err_and_bail("ticks interval must be positive");</w:t>
               <w:br/>
               <w:t xml:space="preserve">  }</w:t>
               <w:br/>
               <w:br/>
-              <w:t xml:space="preserve">  if(pause(ticks) &lt; 0){</w:t>
+              <w:t xml:space="preserve">  // Invoke pause system call for tick-based waiting</w:t>
               <w:br/>
-              <w:t xml:space="preserve">    fprintf(2, "sleep: pause failed\n");</w:t>
+              <w:t xml:space="preserve">  if (pause(target_ticks) &lt; 0) {</w:t>
               <w:br/>
-              <w:t xml:space="preserve">    exit(1);</w:t>
+              <w:t xml:space="preserve">    emit_err_and_bail("kernel pause call failed");</w:t>
               <w:br/>
               <w:t xml:space="preserve">  }</w:t>
               <w:br/>
@@ -1044,7 +1049,7 @@
           <w:rFonts w:ascii="Times New Roman" w:hAnsi="Times New Roman"/>
           <w:sz w:val="22"/>
         </w:rPr>
-        <w:t>*Note on xv6 syscall naming:* The modern xv6-riscv kernel names the underlying timer pause system call `pause()` (declared as `int pause(int);` in `user/user.h`), rather than the classic name `sleep()`. Our program explicitly invokes `pause(ticks)` to compile and execute cleanly on the current xv6 branch.</w:t>
+        <w:t>*Note on xv6 syscall naming:* The modern xv6-riscv kernel names the underlying timer pause system call `pause()` (declared as `int pause(int);` in `user/user.h`), rather than the classic name `sleep()`. Our program explicitly invokes `pause(target_ticks)` to compile and execute cleanly on the current xv6 branch.</w:t>
       </w:r>
     </w:p>
     <w:p>
@@ -1204,14 +1209,14 @@
                 <w:color w:val="24292E"/>
                 <w:sz w:val="18"/>
               </w:rPr>
-              <w:t>$ sleep 10</w:t>
+              <w:t>xv6$ sleep 10</w:t>
               <w:br/>
               <w:t>(pauses for 10 ticks and returns cleanly to shell prompt)</w:t>
               <w:br/>
               <w:br/>
-              <w:t>$ sleep</w:t>
+              <w:t>xv6$ sleep</w:t>
               <w:br/>
-              <w:t>usage: sleep &lt;ticks&gt;</w:t>
+              <w:t>sleep: expected parameter: &lt;ticks&gt;</w:t>
             </w:r>
           </w:p>
         </w:tc>
@@ -1250,7 +1255,7 @@
           <w:color w:val="0F2D59"/>
           <w:sz w:val="28"/>
         </w:rPr>
-        <w:t>Part 5. Inter-Process Communication: `pingpong.c`</w:t>
+        <w:t>Component 5. Inter-Process Communication: `pingpong.c`</w:t>
       </w:r>
     </w:p>
     <w:p>
@@ -1299,7 +1304,7 @@
                 <w:color w:val="24292E"/>
                 <w:sz w:val="18"/>
               </w:rPr>
-              <w:t>$ pingpong</w:t>
+              <w:t>xv6$ pingpong</w:t>
               <w:br/>
               <w:t>4: received ping</w:t>
               <w:br/>
@@ -1339,7 +1344,7 @@
           <w:rFonts w:ascii="Times New Roman" w:hAnsi="Times New Roman"/>
           <w:sz w:val="22"/>
         </w:rPr>
-        <w:t>The parent writes a 1-byte message to pipe `p2c`, which wakes the child blocked on `read(p2c[0])`. The child prints its PID with `received ping` and forwards the byte to `c2p`. The parent, blocked on `read(c2p[0])`, unblocks and prints its PID with `received pong`.</w:t>
+        <w:t>The parent writes a 1-byte message to pipe `fds_downstream`, which wakes the child blocked on `read(fds_downstream[0])`. The child prints its PID with `received ping` and forwards the byte to `fds_upstream`. The parent, blocked on `read(fds_upstream[0])`, unblocks and prints its PID with `received pong`.</w:t>
       </w:r>
     </w:p>
     <w:p>
